--- a/downloads/documents/04 Units/Unit 03 - Human Development and Relationships - Growing Up, Getting Along/Lesson 03.07 - Stress What It Is and My Stress Map.docx
+++ b/downloads/documents/04 Units/Unit 03 - Human Development and Relationships - Growing Up, Getting Along/Lesson 03.07 - Stress What It Is and My Stress Map.docx
@@ -436,7 +436,7 @@
         <w:t xml:space="preserve">Vocabulary 03.md</w:t>
       </w:r>
       <w:r>
-        <w:t xml:space="preserve">) for Turkish, Portuguese, and Spanish.</w:t>
+        <w:t xml:space="preserve">) for Spanish.</w:t>
       </w:r>
     </w:p>
     <w:p>
@@ -1292,7 +1292,7 @@
         <w:pStyle w:val="Compact"/>
       </w:pPr>
       <w:r>
-        <w:t xml:space="preserve">ELL: the body outline needs no words; the five categories have picture cues (a book, two people, a house, a phone, a coin); word bank on the handout for stress, body, signal, help, and adult in Turkish, Portuguese, and Spanish; sentence starter for the exit strip: "I would bring the big kind to ___ because ___."</w:t>
+        <w:t xml:space="preserve">ELL: the body outline needs no words; the five categories have picture cues (a book, two people, a house, a phone, a coin); word bank on the handout for stress, body, signal, help, and adult in Spanish; sentence starter for the exit strip: "I would bring the big kind to ___ because ___."</w:t>
       </w:r>
     </w:p>
     <w:p>
@@ -1861,7 +1861,7 @@
     <w:sectPr>
       <w:headerReference w:type="default" r:id="rId9"/>
       <w:pgSz w:w="12240" w:h="15840"/>
-      <w:pgMar w:top="1440" w:bottom="1440" w:left="1440" w:right="1440" w:header="504"/>
+      <w:pgMar w:top="1296" w:bottom="1296" w:left="1296" w:right="1296" w:header="504"/>
     </w:sectPr>
   </w:body>
 </w:document>

--- a/downloads/documents/04 Units/Unit 03 - Human Development and Relationships - Growing Up, Getting Along/Lesson 03.07 - Stress What It Is and My Stress Map.docx
+++ b/downloads/documents/04 Units/Unit 03 - Human Development and Relationships - Growing Up, Getting Along/Lesson 03.07 - Stress What It Is and My Stress Map.docx
@@ -888,7 +888,7 @@
               <w:jc w:val="left"/>
             </w:pPr>
             <w:r>
-              <w:t xml:space="preserve">Slides 6 to 8. The map has two grids: when (time of day by day of week) and where (home, school, bus, phone, practice, other). Students shade the cells where stress shows up most, then list their stressors in the margin and tag each with a category: school, friends, family, phones, money. Show the five categories with a general example each (a test; a group chat argument; a sibling; a post that got no likes; a thing everyone else can buy). Say twice: this page is yours and stays in your folder.</w:t>
+              <w:t xml:space="preserve">Slides 6 to 8. The map has two grids: when (time of day by day of week) and where (home, school, bus, phone, practice, other). Students shade the cells where stress shows up most, then list their stressors in the table under the grids and tag each with a category: school, friends, family, phones, money. Show the five categories with a general example each (a test; a group chat argument; a sibling; a post that got no likes; a thing everyone else can buy). Say twice: this page is yours and stays in your folder.</w:t>
             </w:r>
           </w:p>
         </w:tc>
